--- a/published/ai-organizations/03_strategic_modeling/03_perception/study-guides/03_perception-practice_quiz.docx
+++ b/published/ai-organizations/03_strategic_modeling/03_perception/study-guides/03_perception-practice_quiz.docx
@@ -4,7 +4,12 @@
   <w:body>
     <w:p>
       <w:r>
-        <w:t>Practice Quiz: Perception</w:t>
+        <w:t>Practice Quiz: Strategic Modeling — Module 03: Perception</w:t>
+      </w:r>
+    </w:p>
+    <w:p>
+      <w:r>
+        <w:t>Name : _ _ _  Date : _ _ _</w:t>
       </w:r>
     </w:p>
     <w:p>
@@ -14,98 +19,7 @@
     </w:p>
     <w:p>
       <w:r>
-        <w:t>What is the primary role of Perception in Active Inference?</w:t>
-        <w:br/>
-        <w:t>A) To maximize reward</w:t>
-        <w:br/>
-        <w:t>B) To minimize variational free energy</w:t>
-        <w:br/>
-        <w:t>C) To increase entropy</w:t>
-        <w:br/>
-        <w:t>D) To eliminate the Markov Blanket</w:t>
-      </w:r>
-    </w:p>
-    <w:p>
-      <w:r>
-        <w:t>In Organizations, Perception is best described as:</w:t>
-        <w:br/>
-        <w:t>A) A static property</w:t>
-        <w:br/>
-        <w:t>B) A dynamic process</w:t>
-        <w:br/>
-        <w:t>C) An external state</w:t>
-        <w:br/>
-        <w:t>D) A random variable</w:t>
-      </w:r>
-    </w:p>
-    <w:p>
-      <w:r>
-        <w:t>Which mathematical quantity is most central to Perception?</w:t>
-        <w:br/>
-        <w:t>A) The Lagrangian</w:t>
-        <w:br/>
-        <w:t>B) The expected free energy</w:t>
-        <w:br/>
-        <w:t>C) The surprisal</w:t>
-        <w:br/>
-        <w:t>D) The precision</w:t>
-      </w:r>
-    </w:p>
-    <w:p>
-      <w:r>
-        <w:t>How does Perception relate to the concept of the Generative Model?</w:t>
-        <w:br/>
-        <w:t>A) It is separate from the model</w:t>
-        <w:br/>
-        <w:t>B) It is a component of the model</w:t>
-        <w:br/>
-        <w:t>C) It destroys the model</w:t>
-        <w:br/>
-        <w:t>D) It is only relevant for the environment</w:t>
-      </w:r>
-    </w:p>
-    <w:p>
-      <w:r>
-        <w:t>A failure in Perception would likely result in:</w:t>
-        <w:br/>
-        <w:t>A) Perfect prediction</w:t>
-        <w:br/>
-        <w:t>B) Generalized surprise</w:t>
-        <w:br/>
-        <w:t>C) Immediate death of the agent</w:t>
-        <w:br/>
-        <w:t>D) Zero entropy</w:t>
-      </w:r>
-    </w:p>
-    <w:p>
-      <w:r>
-        <w:t>Which scale is most relevant for analyzing Perception in this course?</w:t>
-        <w:br/>
-        <w:t>A) Quantum</w:t>
-        <w:br/>
-        <w:t>B) Neural</w:t>
-        <w:br/>
-        <w:t>C) Social</w:t>
-        <w:br/>
-        <w:t>D) All of the above</w:t>
-      </w:r>
-    </w:p>
-    <w:p>
-      <w:r>
-        <w:t>Perception connects directly to which other component?</w:t>
-        <w:br/>
-        <w:t>A) The step before it</w:t>
-        <w:br/>
-        <w:t>B) The step after it</w:t>
-        <w:br/>
-        <w:t>C) Both A and B</w:t>
-        <w:br/>
-        <w:t>D) None of the above</w:t>
-      </w:r>
-    </w:p>
-    <w:p>
-      <w:r>
-        <w:t>Part B: Short Answer</w:t>
+        <w:t>Kodak's failure was primarily: A) Technology failure B) Perceptual filtering — the organization's model filtered out the weak signal of digital imaging C) Marketing failure D) Financial mismanagement  Weak signals (Ansoff) are: A) Low-volume audio B) Early, ambiguous indicators of significant future changes that require broad, low-precision scanning C) Signals with low amplitude D) Insignificant data  The key difference between tactical and strategic perception is: A) Budget B) Time horizon — tactical senses current market, strategic senses structural shifts C) Team size D) Tools used  Proximity bias in strategic perception means: A) Preferring nearby offices B) Over-attending to nearby competitors while missing distant disruptors C) Geographic strategy D) Supply chain focus  A competitive intelligence system must include: A) Only data collection B) Collection, analysis, dissemination, and integration with strategic decisions C) Only monitoring competitors D) Only market research  Quantification bias causes organizations to: A) Be too precise B) Ignore qualitative signals that don't fit neat metrics, missing important subjective information C) Over-invest in analytics D) Hire more analysts  Environmental scanning should be: A) Narrow and focused B) Broad enough to catch weak signals from unexpected sources C) Limited to known competitors D) Annual    Part B: Short Analysis</w:t>
       </w:r>
     </w:p>
     <w:sectPr>
